--- a/Fase 2/Evidencias Grupales/2_4_GuiaEstudiante_Fase_2_DesarrolloProyecto_APT.docx
+++ b/Fase 2/Evidencias Grupales/2_4_GuiaEstudiante_Fase_2_DesarrolloProyecto_APT.docx
@@ -641,7 +641,7 @@
                 <w:szCs w:val="20"/>
                 <w:rtl w:val="0"/>
               </w:rPr>
-              <w:t xml:space="preserve">El desarrollo de NetBot se encuentra actualmente concentrado en la Épica 01: Autenticación y roles. Se ha avanzado en la lógica de autenticación y control de acceso, pero la épica aún no debe considerarse completamente cerrada, ya que falta consolidar la integración con el frontend y realizar las pruebas funcionales de punta a punta.</w:t>
+              <w:t xml:space="preserve">En esta etapa, el desarrollo de NetBot se concentra en la Épica 01: Autenticación y roles. Se ha avanzado en la lógica de autenticación y control de acceso; sin embargo, la épica aún no puede considerarse cerrada, puesto que falta consolidar la integración con el frontend y realizar las pruebas funcionales de punta a punta.</w:t>
             </w:r>
           </w:p>
           <w:p>
@@ -664,7 +664,7 @@
                 <w:szCs w:val="20"/>
                 <w:rtl w:val="0"/>
               </w:rPr>
-              <w:t xml:space="preserve">Durante la planificación inicial se priorizó el desarrollo de la lógica del backend y no se contempló con suficiente detalle la implementación del frontend como parte de esta primera épica. A partir del monitoreo del avance, se decidió incorporar formalmente el frontend al alcance de la Épica 01 para que el inicio de sesión y la gestión de roles puedan validarse desde una interfaz funcional.</w:t>
+              <w:t xml:space="preserve">Durante la planificación inicial se priorizó la lógica del backend y no se contempló con suficiente detalle la implementación del frontend en esta primera épica. A partir del monitoreo del avance, se decidió incorporar formalmente el frontend al alcance de la Épica 01, a fin de que el inicio de sesión y la gestión de roles puedan validarse desde una interfaz funcional.</w:t>
             </w:r>
           </w:p>
           <w:p>
@@ -687,7 +687,7 @@
                 <w:szCs w:val="20"/>
                 <w:rtl w:val="0"/>
               </w:rPr>
-              <w:t xml:space="preserve">El proyecto presenta un retraso respecto de la planificación inicial, por lo que se ajustará el orden de las tareas para cerrar primero autenticación, roles, integración frontend-backend y pruebas antes de avanzar con las siguientes funcionalidades.</w:t>
+              <w:t xml:space="preserve">El proyecto presenta un retraso respecto de la planificación inicial. En consecuencia, se ajustará el orden de las tareas para cerrar primero autenticación, roles, integración frontend-backend y pruebas, antes de avanzar con las siguientes funcionalidades.</w:t>
             </w:r>
           </w:p>
         </w:tc>
@@ -766,7 +766,7 @@
                 <w:szCs w:val="20"/>
                 <w:rtl w:val="0"/>
               </w:rPr>
-              <w:t xml:space="preserve">Este ajuste no modifica el objetivo general de NetBot; permite que la primera funcionalidad quede integrada y probada antes de continuar con las siguientes épicas.</w:t>
+              <w:t xml:space="preserve">Este ajuste no modifica el objetivo general del proyecto y permite que la primera funcionalidad quede integrada y probada antes de continuar con las siguientes épicas.</w:t>
             </w:r>
           </w:p>
         </w:tc>
@@ -822,7 +822,7 @@
                 <w:szCs w:val="20"/>
                 <w:rtl w:val="0"/>
               </w:rPr>
-              <w:t xml:space="preserve">Se mantiene la metodología ágil Scrum. El avance se revisará por Sprint y se realizarán ajustes al Product Backlog según las dificultades encontradas. Debido al atraso detectado, se priorizará el cierre de la Épica 01 antes de ampliar el desarrollo hacia nuevas funcionalidades.</w:t>
+              <w:t xml:space="preserve">Se mantiene la metodología ágil Scrum. El avance se revisará por Sprint y se realizarán ajustes al Product Backlog en función de las dificultades encontradas. Dado el atraso detectado, se priorizará el cierre de la Épica 01 antes de ampliar el desarrollo hacia nuevas funcionalidades.</w:t>
             </w:r>
           </w:p>
         </w:tc>
@@ -2167,7 +2167,7 @@
                 <w:szCs w:val="18"/>
                 <w:rtl w:val="0"/>
               </w:rPr>
-              <w:t xml:space="preserve">Se incorpora formalmente como tarea de la Épica 01 y pasa a ser requisito para cerrar el flujo end-to-end.</w:t>
+              <w:t xml:space="preserve">Se incorpora formalmente como tarea de la Épica 01 y pasa a ser requisito para cerrar el flujo de punta a punta.</w:t>
             </w:r>
           </w:p>
         </w:tc>
@@ -2722,7 +2722,7 @@
                 <w:color w:val="1f3864"/>
                 <w:rtl w:val="0"/>
               </w:rPr>
-              <w:t xml:space="preserve">El uso de Git permite mantener el código versionado y coordinar los cambios.</w:t>
+              <w:t xml:space="preserve">El uso de Git facilita mantener el código versionado y coordinar los cambios.</w:t>
             </w:r>
           </w:p>
           <w:p>
@@ -3043,7 +3043,7 @@
               <w:rPr>
                 <w:rtl w:val="0"/>
               </w:rPr>
-              <w:t xml:space="preserve">Se ajustó la planificación de la Épica 01 incorporando el desarrollo e integración del frontend como parte de la funcionalidad de autenticación y roles. Inicialmente se había considerado principalmente la lógica del backend y una interfaz provisional, pero para que la épica sea realmente funcional se requiere un flujo completo desde la interfaz hasta la API.</w:t>
+              <w:t xml:space="preserve">Se modificó la planificación de la Épica 01 al incorporar el desarrollo e integración del frontend como parte de la funcionalidad de autenticación y roles. Inicialmente se había considerado principalmente la lógica del backend y una interfaz provisional; sin embargo, para que la épica sea funcional se requiere un flujo completo desde la interfaz hasta la API.</w:t>
             </w:r>
           </w:p>
           <w:p>
@@ -3081,7 +3081,7 @@
               <w:rPr>
                 <w:rtl w:val="0"/>
               </w:rPr>
-              <w:t xml:space="preserve">No se elimina la funcionalidad de autenticación ni la gestión de roles. Se reordena el trabajo para terminar primero su integración y pruebas antes de avanzar con las siguientes épicas.</w:t>
+              <w:t xml:space="preserve">No se elimina la funcionalidad de autenticación ni la gestión de roles. Se reordena el trabajo a fin de terminar primero su integración y pruebas, antes de avanzar con las siguientes épicas.</w:t>
             </w:r>
           </w:p>
         </w:tc>
@@ -3258,7 +3258,7 @@
                 <w:szCs w:val="16"/>
                 <w:rtl w:val="0"/>
               </w:rPr>
-              <w:t xml:space="preserve">Épica 01 – Autenticación y roles: En curso con retraso. El desarrollo de la lógica principal presenta avance, pero aún falta completar la integración con el frontend y las pruebas funcionales de punta a punta.</w:t>
+              <w:t xml:space="preserve">Épica 01 – Autenticación y roles: En curso con retraso. El desarrollo de la lógica principal presenta avance; sin embargo, aún falta completar la integración con el frontend y las pruebas funcionales de punta a punta.</w:t>
             </w:r>
           </w:p>
           <w:p>
